--- a/GigBridge/Project_API/Templates/Receipts/Documents/GigBridge_Client_Transaction_Receipt_Template.docx
+++ b/GigBridge/Project_API/Templates/Receipts/Documents/GigBridge_Client_Transaction_Receipt_Template.docx
@@ -861,7 +861,7 @@
                 <w:color w:val="5E5D62"/>
                 <w:sz w:val="13"/>
               </w:rPr>
-              <w:t>USER ID</w:t>
+              <w:t>MÃ ĐỊNH DANH / ID NUMBER</w:t>
             </w:r>
           </w:p>
           <w:p>
@@ -877,23 +877,23 @@
                 <w:b/>
                 <w:sz w:val="17"/>
               </w:rPr>
-              <w:t>{{</w:t>
-            </w:r>
-            <w:proofErr w:type="spellStart"/>
-            <w:r>
-              <w:rPr>
-                <w:b/>
-                <w:sz w:val="17"/>
-              </w:rPr>
-              <w:t>ClientUserId</w:t>
-            </w:r>
-            <w:proofErr w:type="spellEnd"/>
-            <w:r>
-              <w:rPr>
-                <w:b/>
-                <w:sz w:val="17"/>
-              </w:rPr>
-              <w:t>}}</w:t>
+              <w:t>{{ClientIdentityOrTaxCode}}</w:t>
+            </w:r>
+            <w:proofErr w:type="spellStart"/>
+            <w:r>
+              <w:rPr>
+                <w:b/>
+                <w:sz w:val="17"/>
+              </w:rPr>
+              <w:t/>
+            </w:r>
+            <w:proofErr w:type="spellEnd"/>
+            <w:r>
+              <w:rPr>
+                <w:b/>
+                <w:sz w:val="17"/>
+              </w:rPr>
+              <w:t/>
             </w:r>
           </w:p>
         </w:tc>
@@ -1154,7 +1154,7 @@
                 <w:color w:val="5E5D62"/>
                 <w:sz w:val="13"/>
               </w:rPr>
-              <w:t>USER ID</w:t>
+              <w:t>MÃ ĐỊNH DANH / ID NUMBER</w:t>
             </w:r>
           </w:p>
           <w:p>
@@ -1170,23 +1170,23 @@
                 <w:b/>
                 <w:sz w:val="17"/>
               </w:rPr>
-              <w:t>{{</w:t>
-            </w:r>
-            <w:proofErr w:type="spellStart"/>
-            <w:r>
-              <w:rPr>
-                <w:b/>
-                <w:sz w:val="17"/>
-              </w:rPr>
-              <w:t>FreelancerUserId</w:t>
-            </w:r>
-            <w:proofErr w:type="spellEnd"/>
-            <w:r>
-              <w:rPr>
-                <w:b/>
-                <w:sz w:val="17"/>
-              </w:rPr>
-              <w:t>}}</w:t>
+              <w:t>{{FreelancerIdentityOrTaxCode}}</w:t>
+            </w:r>
+            <w:proofErr w:type="spellStart"/>
+            <w:r>
+              <w:rPr>
+                <w:b/>
+                <w:sz w:val="17"/>
+              </w:rPr>
+              <w:t/>
+            </w:r>
+            <w:proofErr w:type="spellEnd"/>
+            <w:r>
+              <w:rPr>
+                <w:b/>
+                <w:sz w:val="17"/>
+              </w:rPr>
+              <w:t/>
             </w:r>
           </w:p>
         </w:tc>
@@ -1280,170 +1280,6 @@
         </w:trPr>
         <w:tc>
           <w:tcPr>
-            <w:tcW w:w="3400" w:type="dxa"/>
-            <w:tcBorders>
-              <w:bottom w:val="single" w:sz="4" w:space="0" w:color="EDEDF0"/>
-            </w:tcBorders>
-            <w:shd w:val="clear" w:color="auto" w:fill="FFFFFF"/>
-            <w:vAlign w:val="center"/>
-          </w:tcPr>
-          <w:p>
-            <w:pPr>
-              <w:spacing w:after="40" w:line="240" w:lineRule="auto"/>
-              <w:rPr>
-                <w:b/>
-                <w:color w:val="5E5D62"/>
-                <w:sz w:val="13"/>
-              </w:rPr>
-            </w:pPr>
-            <w:r>
-              <w:rPr>
-                <w:b/>
-                <w:color w:val="5E5D62"/>
-                <w:sz w:val="13"/>
-              </w:rPr>
-              <w:t>M</w:t>
-            </w:r>
-            <w:r>
-              <w:rPr>
-                <w:rFonts w:hint="eastAsia"/>
-                <w:b/>
-                <w:color w:val="5E5D62"/>
-                <w:sz w:val="13"/>
-              </w:rPr>
-              <w:t>Ã</w:t>
-            </w:r>
-            <w:r>
-              <w:rPr>
-                <w:b/>
-                <w:color w:val="5E5D62"/>
-                <w:sz w:val="13"/>
-              </w:rPr>
-              <w:t xml:space="preserve"> HỢP </w:t>
-            </w:r>
-            <w:r>
-              <w:rPr>
-                <w:rFonts w:hint="eastAsia"/>
-                <w:b/>
-                <w:color w:val="5E5D62"/>
-                <w:sz w:val="13"/>
-              </w:rPr>
-              <w:t>Đ</w:t>
-            </w:r>
-            <w:r>
-              <w:rPr>
-                <w:b/>
-                <w:color w:val="5E5D62"/>
-                <w:sz w:val="13"/>
-              </w:rPr>
-              <w:t>ỒNG</w:t>
-            </w:r>
-          </w:p>
-          <w:p>
-            <w:pPr>
-              <w:spacing w:after="60" w:line="240" w:lineRule="auto"/>
-              <w:rPr>
-                <w:b/>
-                <w:color w:val="494BE7"/>
-                <w:sz w:val="17"/>
-              </w:rPr>
-            </w:pPr>
-            <w:r>
-              <w:rPr>
-                <w:b/>
-                <w:color w:val="494BE7"/>
-                <w:sz w:val="17"/>
-              </w:rPr>
-              <w:t>{{</w:t>
-            </w:r>
-            <w:proofErr w:type="spellStart"/>
-            <w:r>
-              <w:rPr>
-                <w:b/>
-                <w:color w:val="494BE7"/>
-                <w:sz w:val="17"/>
-              </w:rPr>
-              <w:t>ContractCode</w:t>
-            </w:r>
-            <w:proofErr w:type="spellEnd"/>
-            <w:r>
-              <w:rPr>
-                <w:b/>
-                <w:color w:val="494BE7"/>
-                <w:sz w:val="17"/>
-              </w:rPr>
-              <w:t>}}</w:t>
-            </w:r>
-          </w:p>
-        </w:tc>
-        <w:tc>
-          <w:tcPr>
-            <w:tcW w:w="6800" w:type="dxa"/>
-            <w:gridSpan w:val="2"/>
-            <w:tcBorders>
-              <w:bottom w:val="single" w:sz="4" w:space="0" w:color="EDEDF0"/>
-            </w:tcBorders>
-            <w:shd w:val="clear" w:color="auto" w:fill="FFFFFF"/>
-            <w:vAlign w:val="center"/>
-          </w:tcPr>
-          <w:p>
-            <w:pPr>
-              <w:spacing w:after="40" w:line="240" w:lineRule="auto"/>
-              <w:rPr>
-                <w:b/>
-                <w:color w:val="5E5D62"/>
-                <w:sz w:val="13"/>
-              </w:rPr>
-            </w:pPr>
-            <w:r>
-              <w:rPr>
-                <w:b/>
-                <w:color w:val="5E5D62"/>
-                <w:sz w:val="13"/>
-              </w:rPr>
-              <w:t>CONTRACT ID</w:t>
-            </w:r>
-          </w:p>
-          <w:p>
-            <w:pPr>
-              <w:spacing w:after="60" w:line="240" w:lineRule="auto"/>
-              <w:rPr>
-                <w:b/>
-                <w:sz w:val="17"/>
-              </w:rPr>
-            </w:pPr>
-            <w:r>
-              <w:rPr>
-                <w:b/>
-                <w:sz w:val="17"/>
-              </w:rPr>
-              <w:t>{{</w:t>
-            </w:r>
-            <w:proofErr w:type="spellStart"/>
-            <w:r>
-              <w:rPr>
-                <w:b/>
-                <w:sz w:val="17"/>
-              </w:rPr>
-              <w:t>ContractId</w:t>
-            </w:r>
-            <w:proofErr w:type="spellEnd"/>
-            <w:r>
-              <w:rPr>
-                <w:b/>
-                <w:sz w:val="17"/>
-              </w:rPr>
-              <w:t>}}</w:t>
-            </w:r>
-          </w:p>
-        </w:tc>
-      </w:tr>
-      <w:tr>
-        <w:trPr>
-          <w:cantSplit/>
-        </w:trPr>
-        <w:tc>
-          <w:tcPr>
             <w:tcW w:w="10200" w:type="dxa"/>
             <w:gridSpan w:val="3"/>
             <w:shd w:val="clear" w:color="auto" w:fill="F7F7F8"/>
@@ -1560,7 +1396,7 @@
                 <w:color w:val="5E5D62"/>
                 <w:sz w:val="13"/>
               </w:rPr>
-              <w:t xml:space="preserve">BẮT </w:t>
+              <w:t xml:space="preserve">BẮT ĐẦU THỰC TẾ</w:t>
             </w:r>
             <w:r>
               <w:rPr>
@@ -1569,15 +1405,15 @@
                 <w:color w:val="5E5D62"/>
                 <w:sz w:val="13"/>
               </w:rPr>
-              <w:t>Đ</w:t>
-            </w:r>
-            <w:r>
-              <w:rPr>
-                <w:b/>
-                <w:color w:val="5E5D62"/>
-                <w:sz w:val="13"/>
-              </w:rPr>
-              <w:t>ẦU</w:t>
+              <w:t/>
+            </w:r>
+            <w:r>
+              <w:rPr>
+                <w:b/>
+                <w:color w:val="5E5D62"/>
+                <w:sz w:val="13"/>
+              </w:rPr>
+              <w:t/>
             </w:r>
           </w:p>
           <w:p>
@@ -1593,23 +1429,23 @@
                 <w:b/>
                 <w:sz w:val="17"/>
               </w:rPr>
-              <w:t>{{</w:t>
-            </w:r>
-            <w:proofErr w:type="spellStart"/>
-            <w:r>
-              <w:rPr>
-                <w:b/>
-                <w:sz w:val="17"/>
-              </w:rPr>
-              <w:t>ContractStartDate</w:t>
-            </w:r>
-            <w:proofErr w:type="spellEnd"/>
-            <w:r>
-              <w:rPr>
-                <w:b/>
-                <w:sz w:val="17"/>
-              </w:rPr>
-              <w:t>}}</w:t>
+              <w:t>{{ProjectStartedAt}}</w:t>
+            </w:r>
+            <w:proofErr w:type="spellStart"/>
+            <w:r>
+              <w:rPr>
+                <w:b/>
+                <w:sz w:val="17"/>
+              </w:rPr>
+              <w:t/>
+            </w:r>
+            <w:proofErr w:type="spellEnd"/>
+            <w:r>
+              <w:rPr>
+                <w:b/>
+                <w:sz w:val="17"/>
+              </w:rPr>
+              <w:t/>
             </w:r>
           </w:p>
         </w:tc>
@@ -1634,7 +1470,7 @@
                 <w:color w:val="5E5D62"/>
                 <w:sz w:val="13"/>
               </w:rPr>
-              <w:t>KẾT TH</w:t>
+              <w:t>KẾT THÚC THỰC TẾ</w:t>
             </w:r>
             <w:r>
               <w:rPr>
@@ -1643,15 +1479,15 @@
                 <w:color w:val="5E5D62"/>
                 <w:sz w:val="13"/>
               </w:rPr>
-              <w:t>Ú</w:t>
-            </w:r>
-            <w:r>
-              <w:rPr>
-                <w:b/>
-                <w:color w:val="5E5D62"/>
-                <w:sz w:val="13"/>
-              </w:rPr>
-              <w:t>C DỰ KIẾN</w:t>
+              <w:t/>
+            </w:r>
+            <w:r>
+              <w:rPr>
+                <w:b/>
+                <w:color w:val="5E5D62"/>
+                <w:sz w:val="13"/>
+              </w:rPr>
+              <w:t/>
             </w:r>
           </w:p>
           <w:p>
@@ -1667,23 +1503,23 @@
                 <w:b/>
                 <w:sz w:val="17"/>
               </w:rPr>
-              <w:t>{{</w:t>
-            </w:r>
-            <w:proofErr w:type="spellStart"/>
-            <w:r>
-              <w:rPr>
-                <w:b/>
-                <w:sz w:val="17"/>
-              </w:rPr>
-              <w:t>ContractEndDate</w:t>
-            </w:r>
-            <w:proofErr w:type="spellEnd"/>
-            <w:r>
-              <w:rPr>
-                <w:b/>
-                <w:sz w:val="17"/>
-              </w:rPr>
-              <w:t>}}</w:t>
+              <w:t>{{ProjectCompletedAt}}</w:t>
+            </w:r>
+            <w:proofErr w:type="spellStart"/>
+            <w:r>
+              <w:rPr>
+                <w:b/>
+                <w:sz w:val="17"/>
+              </w:rPr>
+              <w:t/>
+            </w:r>
+            <w:proofErr w:type="spellEnd"/>
+            <w:r>
+              <w:rPr>
+                <w:b/>
+                <w:sz w:val="17"/>
+              </w:rPr>
+              <w:t/>
             </w:r>
           </w:p>
         </w:tc>
@@ -1708,7 +1544,7 @@
                 <w:color w:val="5E5D62"/>
                 <w:sz w:val="13"/>
               </w:rPr>
-              <w:t>HO</w:t>
+              <w:t>TỔNG THỜI GIAN</w:t>
             </w:r>
             <w:r>
               <w:rPr>
@@ -1717,15 +1553,15 @@
                 <w:color w:val="5E5D62"/>
                 <w:sz w:val="13"/>
               </w:rPr>
-              <w:t>À</w:t>
-            </w:r>
-            <w:r>
-              <w:rPr>
-                <w:b/>
-                <w:color w:val="5E5D62"/>
-                <w:sz w:val="13"/>
-              </w:rPr>
-              <w:t>N TẤT</w:t>
+              <w:t/>
+            </w:r>
+            <w:r>
+              <w:rPr>
+                <w:b/>
+                <w:color w:val="5E5D62"/>
+                <w:sz w:val="13"/>
+              </w:rPr>
+              <w:t/>
             </w:r>
           </w:p>
           <w:p>
@@ -1743,7 +1579,7 @@
                 <w:color w:val="16A34A"/>
                 <w:sz w:val="17"/>
               </w:rPr>
-              <w:t>{{</w:t>
+              <w:t>{{ProjectDuration}}</w:t>
             </w:r>
             <w:proofErr w:type="spellStart"/>
             <w:r>
@@ -1752,7 +1588,7 @@
                 <w:color w:val="16A34A"/>
                 <w:sz w:val="17"/>
               </w:rPr>
-              <w:t>CompletedAt</w:t>
+              <w:t/>
             </w:r>
             <w:proofErr w:type="spellEnd"/>
             <w:r>
@@ -1761,7 +1597,7 @@
                 <w:color w:val="16A34A"/>
                 <w:sz w:val="17"/>
               </w:rPr>
-              <w:t>}}</w:t>
+              <w:t/>
             </w:r>
           </w:p>
         </w:tc>
@@ -2047,7 +1883,7 @@
                 <w:color w:val="5E5D62"/>
                 <w:sz w:val="12"/>
               </w:rPr>
-              <w:t>HẠNG MỤC / NG</w:t>
+              <w:t>HẠNG MỤC / TIẾN ĐỘ</w:t>
             </w:r>
             <w:r>
               <w:rPr>
@@ -2056,7 +1892,7 @@
                 <w:color w:val="5E5D62"/>
                 <w:sz w:val="12"/>
               </w:rPr>
-              <w:t>À</w:t>
+              <w:t/>
             </w:r>
             <w:r>
               <w:rPr>
@@ -2064,7 +1900,7 @@
                 <w:color w:val="5E5D62"/>
                 <w:sz w:val="12"/>
               </w:rPr>
-              <w:t>Y DUYỆT</w:t>
+              <w:t/>
             </w:r>
           </w:p>
         </w:tc>
@@ -2415,37 +2251,68 @@
                 <w:sz w:val="12"/>
               </w:rPr>
             </w:pPr>
-            <w:proofErr w:type="spellStart"/>
-            <w:r>
-              <w:rPr>
+            <w:r>
+              <w:rPr>
+                <w:b/>
                 <w:color w:val="5E5D62"/>
                 <w:sz w:val="12"/>
               </w:rPr>
-              <w:t>Duyệt</w:t>
-            </w:r>
-            <w:proofErr w:type="spellEnd"/>
+              <w:t xml:space="preserve">Bắt đầu: </w:t>
+            </w:r>
             <w:r>
               <w:rPr>
                 <w:color w:val="5E5D62"/>
                 <w:sz w:val="12"/>
               </w:rPr>
-              <w:t>: {{</w:t>
-            </w:r>
-            <w:proofErr w:type="spellStart"/>
-            <w:r>
-              <w:rPr>
+              <w:t>{{MilestoneStartedAt}}</w:t>
+              <w:br/>
+            </w:r>
+            <w:r>
+              <w:rPr>
+                <w:b/>
                 <w:color w:val="5E5D62"/>
                 <w:sz w:val="12"/>
               </w:rPr>
-              <w:t>MilestoneApprovedAt</w:t>
-            </w:r>
-            <w:proofErr w:type="spellEnd"/>
+              <w:t xml:space="preserve">Hạn dự kiến: </w:t>
+            </w:r>
             <w:r>
               <w:rPr>
                 <w:color w:val="5E5D62"/>
                 <w:sz w:val="12"/>
               </w:rPr>
-              <w:t>}}{{/Milestones}}</w:t>
+              <w:t>{{MilestoneDueDate}}</w:t>
+              <w:br/>
+            </w:r>
+            <w:r>
+              <w:rPr>
+                <w:b/>
+                <w:color w:val="5E5D62"/>
+                <w:sz w:val="12"/>
+              </w:rPr>
+              <w:t xml:space="preserve">Hoàn tất: </w:t>
+            </w:r>
+            <w:r>
+              <w:rPr>
+                <w:color w:val="5E5D62"/>
+                <w:sz w:val="12"/>
+              </w:rPr>
+              <w:t>{{MilestoneApprovedAt}}</w:t>
+              <w:br/>
+            </w:r>
+            <w:r>
+              <w:rPr>
+                <w:b/>
+                <w:color w:val="5E5D62"/>
+                <w:sz w:val="12"/>
+              </w:rPr>
+              <w:t xml:space="preserve">Thời lượng: </w:t>
+            </w:r>
+            <w:r>
+              <w:rPr>
+                <w:color w:val="5E5D62"/>
+                <w:sz w:val="12"/>
+              </w:rPr>
+              <w:t>{{MilestoneDuration}}{{/Milestones}}</w:t>
             </w:r>
           </w:p>
         </w:tc>
@@ -4219,22 +4086,6 @@
         </w:rPr>
       </w:pPr>
     </w:p>
-    <w:p>
-      <w:pPr>
-        <w:spacing w:before="40" w:after="100"/>
-        <w:rPr>
-          <w:b/>
-          <w:sz w:val="20"/>
-        </w:rPr>
-      </w:pPr>
-      <w:r>
-        <w:rPr>
-          <w:b/>
-          <w:sz w:val="20"/>
-        </w:rPr>
-        <w:t>THAM CHIẾU GIAO DỊCH</w:t>
-      </w:r>
-    </w:p>
     <w:tbl>
       <w:tblPr>
         <w:tblW w:w="0" w:type="auto"/>
@@ -4282,7 +4133,7 @@
                 <w:color w:val="494BE7"/>
                 <w:sz w:val="16"/>
               </w:rPr>
-              <w:t>TH</w:t>
+              <w:t>THÔNG TIN QUY ĐỔI</w:t>
             </w:r>
             <w:r>
               <w:rPr>
@@ -4291,7 +4142,7 @@
                 <w:color w:val="494BE7"/>
                 <w:sz w:val="16"/>
               </w:rPr>
-              <w:t>Ô</w:t>
+              <w:t/>
             </w:r>
             <w:r>
               <w:rPr>
@@ -4299,7 +4150,7 @@
                 <w:color w:val="494BE7"/>
                 <w:sz w:val="16"/>
               </w:rPr>
-              <w:t>NG TIN X</w:t>
+              <w:t/>
             </w:r>
             <w:r>
               <w:rPr>
@@ -4308,7 +4159,7 @@
                 <w:color w:val="494BE7"/>
                 <w:sz w:val="16"/>
               </w:rPr>
-              <w:t>Á</w:t>
+              <w:t/>
             </w:r>
             <w:r>
               <w:rPr>
@@ -4316,7 +4167,7 @@
                 <w:color w:val="494BE7"/>
                 <w:sz w:val="16"/>
               </w:rPr>
-              <w:t>C THỰC</w:t>
+              <w:t/>
             </w:r>
           </w:p>
           <w:p>
@@ -4334,6 +4185,89 @@
                 <w:color w:val="5E5D62"/>
                 <w:sz w:val="13"/>
               </w:rPr>
+              <w:t xml:space="preserve">TỶ LỆ QUY </w:t>
+            </w:r>
+            <w:r>
+              <w:rPr>
+                <w:rFonts w:hint="eastAsia"/>
+                <w:b/>
+                <w:color w:val="5E5D62"/>
+                <w:sz w:val="13"/>
+              </w:rPr>
+              <w:t>Đ</w:t>
+            </w:r>
+            <w:r>
+              <w:rPr>
+                <w:b/>
+                <w:color w:val="5E5D62"/>
+                <w:sz w:val="13"/>
+              </w:rPr>
+              <w:t>ỔI</w:t>
+            </w:r>
+          </w:p>
+          <w:p>
+            <w:pPr>
+              <w:spacing w:after="100" w:line="240" w:lineRule="auto"/>
+              <w:rPr>
+                <w:b/>
+                <w:sz w:val="17"/>
+              </w:rPr>
+            </w:pPr>
+            <w:r>
+              <w:rPr>
+                <w:b/>
+                <w:sz w:val="17"/>
+              </w:rPr>
+              <w:t xml:space="preserve">1 </w:t>
+            </w:r>
+            <w:proofErr w:type="spellStart"/>
+            <w:r>
+              <w:rPr>
+                <w:b/>
+                <w:sz w:val="17"/>
+              </w:rPr>
+              <w:t>GigCoin</w:t>
+            </w:r>
+            <w:proofErr w:type="spellEnd"/>
+            <w:r>
+              <w:rPr>
+                <w:b/>
+                <w:sz w:val="17"/>
+              </w:rPr>
+              <w:t xml:space="preserve"> = {{</w:t>
+            </w:r>
+            <w:proofErr w:type="spellStart"/>
+            <w:r>
+              <w:rPr>
+                <w:b/>
+                <w:sz w:val="17"/>
+              </w:rPr>
+              <w:t>VndPerGigCoin</w:t>
+            </w:r>
+            <w:proofErr w:type="spellEnd"/>
+            <w:r>
+              <w:rPr>
+                <w:b/>
+                <w:sz w:val="17"/>
+              </w:rPr>
+              <w:t>}} VND</w:t>
+            </w:r>
+          </w:p>
+          <w:p>
+            <w:pPr>
+              <w:spacing w:after="20" w:line="240" w:lineRule="auto"/>
+              <w:rPr>
+                <w:b/>
+                <w:color w:val="5E5D62"/>
+                <w:sz w:val="13"/>
+              </w:rPr>
+            </w:pPr>
+            <w:r>
+              <w:rPr>
+                <w:b/>
+                <w:color w:val="5E5D62"/>
+                <w:sz w:val="13"/>
+              </w:rPr>
               <w:t>M</w:t>
             </w:r>
             <w:r>
@@ -4343,15 +4277,15 @@
                 <w:color w:val="5E5D62"/>
                 <w:sz w:val="13"/>
               </w:rPr>
-              <w:t>Ã</w:t>
-            </w:r>
-            <w:r>
-              <w:rPr>
-                <w:b/>
-                <w:color w:val="5E5D62"/>
-                <w:sz w:val="13"/>
-              </w:rPr>
-              <w:t xml:space="preserve"> GIAO DỊCH CUỐI</w:t>
+              <w:t>Ú</w:t>
+            </w:r>
+            <w:r>
+              <w:rPr>
+                <w:b/>
+                <w:color w:val="5E5D62"/>
+                <w:sz w:val="13"/>
+              </w:rPr>
+              <w:t>I GIỜ</w:t>
             </w:r>
           </w:p>
           <w:p>
@@ -4367,156 +4301,6 @@
                 <w:b/>
                 <w:sz w:val="17"/>
               </w:rPr>
-              <w:t>{{</w:t>
-            </w:r>
-            <w:proofErr w:type="spellStart"/>
-            <w:r>
-              <w:rPr>
-                <w:b/>
-                <w:sz w:val="17"/>
-              </w:rPr>
-              <w:t>FinalTransactionReference</w:t>
-            </w:r>
-            <w:proofErr w:type="spellEnd"/>
-            <w:r>
-              <w:rPr>
-                <w:b/>
-                <w:sz w:val="17"/>
-              </w:rPr>
-              <w:t>}}</w:t>
-            </w:r>
-          </w:p>
-          <w:p>
-            <w:pPr>
-              <w:spacing w:after="20" w:line="240" w:lineRule="auto"/>
-              <w:rPr>
-                <w:b/>
-                <w:color w:val="5E5D62"/>
-                <w:sz w:val="13"/>
-              </w:rPr>
-            </w:pPr>
-            <w:r>
-              <w:rPr>
-                <w:b/>
-                <w:color w:val="5E5D62"/>
-                <w:sz w:val="13"/>
-              </w:rPr>
-              <w:t xml:space="preserve">TỶ LỆ QUY </w:t>
-            </w:r>
-            <w:r>
-              <w:rPr>
-                <w:rFonts w:hint="eastAsia"/>
-                <w:b/>
-                <w:color w:val="5E5D62"/>
-                <w:sz w:val="13"/>
-              </w:rPr>
-              <w:t>Đ</w:t>
-            </w:r>
-            <w:r>
-              <w:rPr>
-                <w:b/>
-                <w:color w:val="5E5D62"/>
-                <w:sz w:val="13"/>
-              </w:rPr>
-              <w:t>ỔI</w:t>
-            </w:r>
-          </w:p>
-          <w:p>
-            <w:pPr>
-              <w:spacing w:after="100" w:line="240" w:lineRule="auto"/>
-              <w:rPr>
-                <w:b/>
-                <w:sz w:val="17"/>
-              </w:rPr>
-            </w:pPr>
-            <w:r>
-              <w:rPr>
-                <w:b/>
-                <w:sz w:val="17"/>
-              </w:rPr>
-              <w:t xml:space="preserve">1 </w:t>
-            </w:r>
-            <w:proofErr w:type="spellStart"/>
-            <w:r>
-              <w:rPr>
-                <w:b/>
-                <w:sz w:val="17"/>
-              </w:rPr>
-              <w:t>GigCoin</w:t>
-            </w:r>
-            <w:proofErr w:type="spellEnd"/>
-            <w:r>
-              <w:rPr>
-                <w:b/>
-                <w:sz w:val="17"/>
-              </w:rPr>
-              <w:t xml:space="preserve"> = {{</w:t>
-            </w:r>
-            <w:proofErr w:type="spellStart"/>
-            <w:r>
-              <w:rPr>
-                <w:b/>
-                <w:sz w:val="17"/>
-              </w:rPr>
-              <w:t>VndPerGigCoin</w:t>
-            </w:r>
-            <w:proofErr w:type="spellEnd"/>
-            <w:r>
-              <w:rPr>
-                <w:b/>
-                <w:sz w:val="17"/>
-              </w:rPr>
-              <w:t>}} VND</w:t>
-            </w:r>
-          </w:p>
-          <w:p>
-            <w:pPr>
-              <w:spacing w:after="20" w:line="240" w:lineRule="auto"/>
-              <w:rPr>
-                <w:b/>
-                <w:color w:val="5E5D62"/>
-                <w:sz w:val="13"/>
-              </w:rPr>
-            </w:pPr>
-            <w:r>
-              <w:rPr>
-                <w:b/>
-                <w:color w:val="5E5D62"/>
-                <w:sz w:val="13"/>
-              </w:rPr>
-              <w:t>M</w:t>
-            </w:r>
-            <w:r>
-              <w:rPr>
-                <w:rFonts w:hint="eastAsia"/>
-                <w:b/>
-                <w:color w:val="5E5D62"/>
-                <w:sz w:val="13"/>
-              </w:rPr>
-              <w:t>Ú</w:t>
-            </w:r>
-            <w:r>
-              <w:rPr>
-                <w:b/>
-                <w:color w:val="5E5D62"/>
-                <w:sz w:val="13"/>
-              </w:rPr>
-              <w:t>I GIỜ</w:t>
-            </w:r>
-          </w:p>
-          <w:p>
-            <w:pPr>
-              <w:spacing w:after="100" w:line="240" w:lineRule="auto"/>
-              <w:rPr>
-                <w:b/>
-                <w:sz w:val="17"/>
-              </w:rPr>
-            </w:pPr>
-            <w:r>
-              <w:rPr>
-                <w:b/>
-                <w:sz w:val="17"/>
-              </w:rPr>
               <w:t>Asia/</w:t>
             </w:r>
             <w:proofErr w:type="spellStart"/>
@@ -4534,38 +4318,6 @@
                 <w:sz w:val="17"/>
               </w:rPr>
               <w:t xml:space="preserve"> (UTC+7)</w:t>
-            </w:r>
-          </w:p>
-          <w:p>
-            <w:pPr>
-              <w:spacing w:after="20" w:line="240" w:lineRule="auto"/>
-              <w:rPr>
-                <w:b/>
-                <w:color w:val="5E5D62"/>
-                <w:sz w:val="13"/>
-              </w:rPr>
-            </w:pPr>
-            <w:r>
-              <w:rPr>
-                <w:b/>
-                <w:color w:val="5E5D62"/>
-                <w:sz w:val="13"/>
-              </w:rPr>
-              <w:t>SHA-256</w:t>
-            </w:r>
-          </w:p>
-          <w:p>
-            <w:pPr>
-              <w:spacing w:after="100" w:line="240" w:lineRule="auto"/>
-              <w:rPr>
-                <w:sz w:val="14"/>
-              </w:rPr>
-            </w:pPr>
-            <w:r>
-              <w:rPr>
-                <w:sz w:val="14"/>
-              </w:rPr>
-              <w:t>{{DocumentHashSHA256}}</w:t>
             </w:r>
           </w:p>
         </w:tc>
